--- a/submission/student-guide/IWFC_Code_Explanation_Guide.docx
+++ b/submission/student-guide/IWFC_Code_Explanation_Guide.docx
@@ -64,7 +64,7 @@
           <w:color w:val="167D86"/>
           <w:sz w:val="20"/>
         </w:rPr>
-        <w:t>Verified scope: 15 production classes | 14 JUnit classes | 126 passing tests</w:t>
+        <w:t>Verified scope: 15 production classes | 14 JUnit classes | 142 passing tests</w:t>
       </w:r>
     </w:p>
     <w:p>
@@ -641,271 +641,10 @@
           <w:color w:val="202A33"/>
           <w:sz w:val="21"/>
         </w:rPr>
-        <w:t>Important methods.</w:t>
-      </w:r>
-      <w:r>
-        <w:rPr>
-          <w:rFonts w:ascii="Arial" w:hAnsi="Arial"/>
-          <w:color w:val="202A33"/>
-          <w:sz w:val="21"/>
-        </w:rPr>
-        <w:t xml:space="preserve"> </w:t>
-      </w:r>
-      <w:r>
-        <w:rPr>
-          <w:rFonts w:ascii="Consolas" w:hAnsi="Consolas"/>
-          <w:color w:val="193A5A"/>
-          <w:sz w:val="20"/>
-        </w:rPr>
-        <w:t>initializeAdministrator</w:t>
-      </w:r>
-      <w:r>
-        <w:rPr>
-          <w:rFonts w:ascii="Arial" w:hAnsi="Arial"/>
-          <w:color w:val="202A33"/>
-          <w:sz w:val="21"/>
-        </w:rPr>
-        <w:t xml:space="preserve"> performs one-time setup. </w:t>
-      </w:r>
-      <w:r>
-        <w:rPr>
-          <w:rFonts w:ascii="Consolas" w:hAnsi="Consolas"/>
-          <w:color w:val="193A5A"/>
-          <w:sz w:val="20"/>
-        </w:rPr>
-        <w:t>registerUser</w:t>
-      </w:r>
-      <w:r>
-        <w:rPr>
-          <w:rFonts w:ascii="Arial" w:hAnsi="Arial"/>
-          <w:color w:val="202A33"/>
-          <w:sz w:val="21"/>
-        </w:rPr>
-        <w:t xml:space="preserve">, </w:t>
-      </w:r>
-      <w:r>
-        <w:rPr>
-          <w:rFonts w:ascii="Consolas" w:hAnsi="Consolas"/>
-          <w:color w:val="193A5A"/>
-          <w:sz w:val="20"/>
-        </w:rPr>
-        <w:t>viewUsers</w:t>
-      </w:r>
-      <w:r>
-        <w:rPr>
-          <w:rFonts w:ascii="Arial" w:hAnsi="Arial"/>
-          <w:color w:val="202A33"/>
-          <w:sz w:val="21"/>
-        </w:rPr>
-        <w:t xml:space="preserve"> and </w:t>
-      </w:r>
-      <w:r>
-        <w:rPr>
-          <w:rFonts w:ascii="Consolas" w:hAnsi="Consolas"/>
-          <w:color w:val="193A5A"/>
-          <w:sz w:val="20"/>
-        </w:rPr>
-        <w:t>deactivateUser</w:t>
-      </w:r>
-      <w:r>
-        <w:rPr>
-          <w:rFonts w:ascii="Arial" w:hAnsi="Arial"/>
-          <w:color w:val="202A33"/>
-          <w:sz w:val="21"/>
-        </w:rPr>
-        <w:t xml:space="preserve"> manage accounts. </w:t>
-      </w:r>
-      <w:r>
-        <w:rPr>
-          <w:rFonts w:ascii="Consolas" w:hAnsi="Consolas"/>
-          <w:color w:val="193A5A"/>
-          <w:sz w:val="20"/>
-        </w:rPr>
-        <w:t>addEquipment</w:t>
-      </w:r>
-      <w:r>
-        <w:rPr>
-          <w:rFonts w:ascii="Arial" w:hAnsi="Arial"/>
-          <w:color w:val="202A33"/>
-          <w:sz w:val="21"/>
-        </w:rPr>
-        <w:t xml:space="preserve">, </w:t>
-      </w:r>
-      <w:r>
-        <w:rPr>
-          <w:rFonts w:ascii="Consolas" w:hAnsi="Consolas"/>
-          <w:color w:val="193A5A"/>
-          <w:sz w:val="20"/>
-        </w:rPr>
-        <w:t>updateEquipment</w:t>
-      </w:r>
-      <w:r>
-        <w:rPr>
-          <w:rFonts w:ascii="Arial" w:hAnsi="Arial"/>
-          <w:color w:val="202A33"/>
-          <w:sz w:val="21"/>
-        </w:rPr>
-        <w:t xml:space="preserve">, </w:t>
-      </w:r>
-      <w:r>
-        <w:rPr>
-          <w:rFonts w:ascii="Consolas" w:hAnsi="Consolas"/>
-          <w:color w:val="193A5A"/>
-          <w:sz w:val="20"/>
-        </w:rPr>
-        <w:t>deactivateEquipment</w:t>
-      </w:r>
-      <w:r>
-        <w:rPr>
-          <w:rFonts w:ascii="Arial" w:hAnsi="Arial"/>
-          <w:color w:val="202A33"/>
-          <w:sz w:val="21"/>
-        </w:rPr>
-        <w:t xml:space="preserve"> and </w:t>
-      </w:r>
-      <w:r>
-        <w:rPr>
-          <w:rFonts w:ascii="Consolas" w:hAnsi="Consolas"/>
-          <w:color w:val="193A5A"/>
-          <w:sz w:val="20"/>
-        </w:rPr>
-        <w:t>viewEquipment</w:t>
-      </w:r>
-      <w:r>
-        <w:rPr>
-          <w:rFonts w:ascii="Arial" w:hAnsi="Arial"/>
-          <w:color w:val="202A33"/>
-          <w:sz w:val="21"/>
-        </w:rPr>
-        <w:t xml:space="preserve"> manage inventory. </w:t>
-      </w:r>
-      <w:r>
-        <w:rPr>
-          <w:rFonts w:ascii="Consolas" w:hAnsi="Consolas"/>
-          <w:color w:val="193A5A"/>
-          <w:sz w:val="20"/>
-        </w:rPr>
-        <w:t>scheduleSession</w:t>
-      </w:r>
-      <w:r>
-        <w:rPr>
-          <w:rFonts w:ascii="Arial" w:hAnsi="Arial"/>
-          <w:color w:val="202A33"/>
-          <w:sz w:val="21"/>
-        </w:rPr>
-        <w:t xml:space="preserve">, </w:t>
-      </w:r>
-      <w:r>
-        <w:rPr>
-          <w:rFonts w:ascii="Consolas" w:hAnsi="Consolas"/>
-          <w:color w:val="193A5A"/>
-          <w:sz w:val="20"/>
-        </w:rPr>
-        <w:t>bookSession</w:t>
-      </w:r>
-      <w:r>
-        <w:rPr>
-          <w:rFonts w:ascii="Arial" w:hAnsi="Arial"/>
-          <w:color w:val="202A33"/>
-          <w:sz w:val="21"/>
-        </w:rPr>
-        <w:t xml:space="preserve">, </w:t>
-      </w:r>
-      <w:r>
-        <w:rPr>
-          <w:rFonts w:ascii="Consolas" w:hAnsi="Consolas"/>
-          <w:color w:val="193A5A"/>
-          <w:sz w:val="20"/>
-        </w:rPr>
-        <w:t>viewAvailableSessions</w:t>
-      </w:r>
-      <w:r>
-        <w:rPr>
-          <w:rFonts w:ascii="Arial" w:hAnsi="Arial"/>
-          <w:color w:val="202A33"/>
-          <w:sz w:val="21"/>
-        </w:rPr>
-        <w:t xml:space="preserve"> and </w:t>
-      </w:r>
-      <w:r>
-        <w:rPr>
-          <w:rFonts w:ascii="Consolas" w:hAnsi="Consolas"/>
-          <w:color w:val="193A5A"/>
-          <w:sz w:val="20"/>
-        </w:rPr>
-        <w:t>viewMyBookings</w:t>
-      </w:r>
-      <w:r>
-        <w:rPr>
-          <w:rFonts w:ascii="Arial" w:hAnsi="Arial"/>
-          <w:color w:val="202A33"/>
-          <w:sz w:val="21"/>
-        </w:rPr>
-        <w:t xml:space="preserve"> expose booking use cases. Maintenance methods report, assign, complete and list requests, record usage, and check preventative maintenance. </w:t>
-      </w:r>
-      <w:r>
-        <w:rPr>
-          <w:rFonts w:ascii="Consolas" w:hAnsi="Consolas"/>
-          <w:color w:val="193A5A"/>
-          <w:sz w:val="20"/>
-        </w:rPr>
-        <w:t>requireRole</w:t>
-      </w:r>
-      <w:r>
-        <w:rPr>
-          <w:rFonts w:ascii="Arial" w:hAnsi="Arial"/>
-          <w:color w:val="202A33"/>
-          <w:sz w:val="21"/>
-        </w:rPr>
-        <w:t xml:space="preserve"> is the central authorization guard. </w:t>
-      </w:r>
-      <w:r>
-        <w:rPr>
-          <w:rFonts w:ascii="Consolas" w:hAnsi="Consolas"/>
-          <w:color w:val="193A5A"/>
-          <w:sz w:val="20"/>
-        </w:rPr>
-        <w:t>main</w:t>
-      </w:r>
-      <w:r>
-        <w:rPr>
-          <w:rFonts w:ascii="Arial" w:hAnsi="Arial"/>
-          <w:color w:val="202A33"/>
-          <w:sz w:val="21"/>
-        </w:rPr>
-        <w:t xml:space="preserve">, </w:t>
-      </w:r>
-      <w:r>
-        <w:rPr>
-          <w:rFonts w:ascii="Consolas" w:hAnsi="Consolas"/>
-          <w:color w:val="193A5A"/>
-          <w:sz w:val="20"/>
-        </w:rPr>
-        <w:t>runConsole</w:t>
-      </w:r>
-      <w:r>
-        <w:rPr>
-          <w:rFonts w:ascii="Arial" w:hAnsi="Arial"/>
-          <w:color w:val="202A33"/>
-          <w:sz w:val="21"/>
-        </w:rPr>
-        <w:t xml:space="preserve"> and </w:t>
-      </w:r>
-      <w:r>
-        <w:rPr>
-          <w:rFonts w:ascii="Consolas" w:hAnsi="Consolas"/>
-          <w:color w:val="193A5A"/>
-          <w:sz w:val="20"/>
-        </w:rPr>
-        <w:t>runGuidedDemonstration</w:t>
-      </w:r>
-      <w:r>
-        <w:rPr>
-          <w:rFonts w:ascii="Arial" w:hAnsi="Arial"/>
-          <w:color w:val="202A33"/>
-          <w:sz w:val="21"/>
-        </w:rPr>
-        <w:t xml:space="preserve"> provide the presentation console.</w:t>
+        <w:t xml:space="preserve">Important methods. </w:t>
+      </w:r>
+      <w:r>
+        <w:t>initializeAdministrator performs one-time setup. User and equipment methods manage accounts and inventory. scheduleSession, scheduleWeeklySessions, bookSession, viewAvailableSessions, viewMyBookings and the Administrator-only viewAllSessions expose session use cases. loadSampleData creates the verified presentation dataset after a reserved-ID precheck. Maintenance methods report, assign, complete and list requests, record usage, and check preventative maintenance. requireRole is the central authorization guard. The console provides options 1, 2, 3 and 0.</w:t>
       </w:r>
     </w:p>
     <w:p>
@@ -983,15 +722,10 @@
           <w:color w:val="202A33"/>
           <w:sz w:val="21"/>
         </w:rPr>
-        <w:t>Business logic.</w:t>
-      </w:r>
-      <w:r>
-        <w:rPr>
-          <w:rFonts w:ascii="Arial" w:hAnsi="Arial"/>
-          <w:color w:val="202A33"/>
-          <w:sz w:val="21"/>
-        </w:rPr>
-        <w:t xml:space="preserve"> The Facade accepts only the exact registered object, checks that the account is active, and verifies the required role. An object with the same ID but a different identity is rejected. The first Administrator can be created only while the user repository is empty. All later creation requires an active Administrator.</w:t>
+        <w:t xml:space="preserve">Business logic. </w:t>
+      </w:r>
+      <w:r>
+        <w:t>The Facade accepts only the exact registered object, checks that the account is active, and verifies the required role. An object with the same ID but a different identity is rejected. The first Administrator can be created only while the user repository is empty. Sample loading checks every reserved ID before creation, so a second load cannot leave partial duplicate data.</w:t>
       </w:r>
     </w:p>
     <w:p>
@@ -1731,15 +1465,10 @@
           <w:color w:val="202A33"/>
           <w:sz w:val="21"/>
         </w:rPr>
-        <w:t>Business logic.</w:t>
-      </w:r>
-      <w:r>
-        <w:rPr>
-          <w:rFonts w:ascii="Arial" w:hAnsi="Arial"/>
-          <w:color w:val="202A33"/>
-          <w:sz w:val="21"/>
-        </w:rPr>
-        <w:t xml:space="preserve"> Members cannot use Administrator or Instructor operations. Duplicate booking and capacity checks occur in the booking workflow.</w:t>
+        <w:t xml:space="preserve">Business logic. </w:t>
+      </w:r>
+      <w:r>
+        <w:t>Members cannot use Administrator or Instructor operations. Duplicate booking and capacity checks occur before notification delivery. A successful booking sends confirmation and a deterministic wellness tip. Equipment faults notify only active Members booked into affected active sessions.</w:t>
       </w:r>
     </w:p>
     <w:p>
@@ -3111,79 +2840,10 @@
           <w:color w:val="202A33"/>
           <w:sz w:val="21"/>
         </w:rPr>
-        <w:t>Important methods.</w:t>
-      </w:r>
-      <w:r>
-        <w:rPr>
-          <w:rFonts w:ascii="Arial" w:hAnsi="Arial"/>
-          <w:color w:val="202A33"/>
-          <w:sz w:val="21"/>
-        </w:rPr>
-        <w:t xml:space="preserve"> </w:t>
-      </w:r>
-      <w:r>
-        <w:rPr>
-          <w:rFonts w:ascii="Consolas" w:hAnsi="Consolas"/>
-          <w:color w:val="193A5A"/>
-          <w:sz w:val="20"/>
-        </w:rPr>
-        <w:t>scheduleSession</w:t>
-      </w:r>
-      <w:r>
-        <w:rPr>
-          <w:rFonts w:ascii="Arial" w:hAnsi="Arial"/>
-          <w:color w:val="202A33"/>
-          <w:sz w:val="21"/>
-        </w:rPr>
-        <w:t xml:space="preserve"> validates hours, Instructor, session data, duplicate ID, equipment and conflicts before saving. </w:t>
-      </w:r>
-      <w:r>
-        <w:rPr>
-          <w:rFonts w:ascii="Consolas" w:hAnsi="Consolas"/>
-          <w:color w:val="193A5A"/>
-          <w:sz w:val="20"/>
-        </w:rPr>
-        <w:t>bookSession</w:t>
-      </w:r>
-      <w:r>
-        <w:rPr>
-          <w:rFonts w:ascii="Arial" w:hAnsi="Arial"/>
-          <w:color w:val="202A33"/>
-          <w:sz w:val="21"/>
-        </w:rPr>
-        <w:t xml:space="preserve"> validates Member, session activity, equipment, duplicate booking and capacity. </w:t>
-      </w:r>
-      <w:r>
-        <w:rPr>
-          <w:rFonts w:ascii="Consolas" w:hAnsi="Consolas"/>
-          <w:color w:val="193A5A"/>
-          <w:sz w:val="20"/>
-        </w:rPr>
-        <w:t>findAvailableSessions</w:t>
-      </w:r>
-      <w:r>
-        <w:rPr>
-          <w:rFonts w:ascii="Arial" w:hAnsi="Arial"/>
-          <w:color w:val="202A33"/>
-          <w:sz w:val="21"/>
-        </w:rPr>
-        <w:t xml:space="preserve"> filters unusable sessions; </w:t>
-      </w:r>
-      <w:r>
-        <w:rPr>
-          <w:rFonts w:ascii="Consolas" w:hAnsi="Consolas"/>
-          <w:color w:val="193A5A"/>
-          <w:sz w:val="20"/>
-        </w:rPr>
-        <w:t>findSessionsForMember</w:t>
-      </w:r>
-      <w:r>
-        <w:rPr>
-          <w:rFonts w:ascii="Arial" w:hAnsi="Arial"/>
-          <w:color w:val="202A33"/>
-          <w:sz w:val="21"/>
-        </w:rPr>
-        <w:t xml:space="preserve"> returns personal bookings.</w:t>
+        <w:t xml:space="preserve">Important methods. </w:t>
+      </w:r>
+      <w:r>
+        <w:t>scheduleSession validates hours, Instructor, session data, duplicate ID, equipment and conflicts before saving. scheduleWeeklySessions creates one to twelve weekly occurrences, validates the complete series and then saves it. bookSession validates every rule before sending confirmation and a deterministic wellness tip. findAvailableSessions filters unusable sessions; findSessionsForMember returns personal bookings.</w:t>
       </w:r>
     </w:p>
     <w:p>
@@ -3245,15 +2905,10 @@
           <w:color w:val="202A33"/>
           <w:sz w:val="21"/>
         </w:rPr>
-        <w:t>Business logic.</w:t>
-      </w:r>
-      <w:r>
-        <w:rPr>
-          <w:rFonts w:ascii="Arial" w:hAnsi="Arial"/>
-          <w:color w:val="202A33"/>
-          <w:sz w:val="21"/>
-        </w:rPr>
-        <w:t xml:space="preserve"> Operating hours are 06:00-22:00 with inclusive boundaries and same-day sessions. Overlapping sessions cannot share an Instructor, studio or equipment, while adjacent intervals and truly different resources are allowed. Equipment must exist, remain active and be Operational. Full, inactive or equipment-unavailable sessions disappear from availability.</w:t>
+        <w:t xml:space="preserve">Business logic. </w:t>
+      </w:r>
+      <w:r>
+        <w:t>Operating hours are 06:00-22:00 with inclusive boundaries and same-day sessions. Overlapping sessions cannot share an Instructor, studio or equipment, while adjacent intervals and different resources are allowed. Weekly scheduling reuses these rules and is all-or-nothing, so a later clash saves none of the requested series. Equipment must exist, remain active and be Operational.</w:t>
       </w:r>
     </w:p>
     <w:p>
@@ -3476,15 +3131,10 @@
           <w:color w:val="202A33"/>
           <w:sz w:val="21"/>
         </w:rPr>
-        <w:t>Business logic.</w:t>
-      </w:r>
-      <w:r>
-        <w:rPr>
-          <w:rFonts w:ascii="Arial" w:hAnsi="Arial"/>
-          <w:color w:val="202A33"/>
-          <w:sz w:val="21"/>
-        </w:rPr>
-        <w:t xml:space="preserve"> Reporting requires an active Instructor and active equipment, creates a unique request, marks equipment Faulty and notifies active Administrators. Assignment changes the request to Assigned, marks equipment Under Maintenance and notifies the reporting Instructor. Completion restores only active equipment to Operational, resets the alert cycle and notifies the reporter. Usage requires the active session’s owning Instructor and assigned equipment. At the inclusive threshold, active Administrators receive one alert for that cycle. Completion sets the next threshold to current usage plus 100 and allows a later alert.</w:t>
+        <w:t xml:space="preserve">Business logic. </w:t>
+      </w:r>
+      <w:r>
+        <w:t>Reporting creates a unique request, marks equipment Faulty, notifies active Administrators and warns active Members booked into affected sessions. Assignment marks equipment Under Maintenance and notifies the reporter. On completion, another Pending request keeps the equipment Faulty, remaining Assigned requests keep it Under Maintenance, and only no open request permits Operational. Deactivated equipment is never reactivated. The 100-hour alert remains one message per cycle and completion rearms the next threshold.</w:t>
       </w:r>
     </w:p>
     <w:p>
@@ -4192,7 +3842,7 @@
           <w:color w:val="202A33"/>
           <w:sz w:val="21"/>
         </w:rPr>
-        <w:t>The service rechecks session activity, equipment availability, duplicate membership and capacity, then adds the Member ID.</w:t>
+        <w:t>The service rechecks session activity, equipment availability, duplicate membership and capacity, then adds the Member ID and sends confirmation plus a deterministic wellness tip. scheduleWeeklySessions applies the same validation to every seven-day occurrence and saves the series only after all weeks pass.</w:t>
       </w:r>
     </w:p>
     <w:p>
@@ -4347,7 +3997,7 @@
           <w:color w:val="202A33"/>
           <w:sz w:val="21"/>
         </w:rPr>
-        <w:t>The request becomes Completed. Active equipment returns to Operational; deactivated equipment remains deactivated and is not restored.</w:t>
+        <w:t>The request becomes Completed. The service checks other open requests for the equipment: Pending has priority over Assigned, and Operational is allowed only when none remain. Deactivated equipment is not restored.</w:t>
       </w:r>
     </w:p>
     <w:p>
@@ -4548,7 +4198,7 @@
           <w:color w:val="202A33"/>
           <w:sz w:val="21"/>
         </w:rPr>
-        <w:t>Members, unrelated Instructors and inactive users receive nothing.</w:t>
+        <w:t>Active Members booked into affected active sessions receive an equipment-fault schedule notice. Unrelated and inactive users receive nothing. Successful bookings also send confirmation and a deterministic wellness tip through User.receiveNotification.</w:t>
       </w:r>
     </w:p>
     <w:p>
@@ -5739,7 +5389,7 @@
           <w:color w:val="202A33"/>
           <w:sz w:val="21"/>
         </w:rPr>
-        <w:t>The project has 14 test classes and 126 passing tests. Parameterized tests create more executed test cases than the number of method names.</w:t>
+        <w:t>The project has 14 test classes and 142 passing tests, with zero failures, errors and skips. Parameterized tests create more executed test cases than the number of method names.</w:t>
       </w:r>
     </w:p>
     <w:tbl>
@@ -6399,7 +6049,7 @@
                 <w:color w:val="202A33"/>
                 <w:sz w:val="17"/>
               </w:rPr>
-              <w:t>inclusive 06:00/22:00; three conflict types; adjacent and concurrent sessions; unavailable equipment; capacity</w:t>
+              <w:t>weekly IDs and dates; atomic week-three clash rejection; independent occurrence booking; confirmation and wellness tip</w:t>
             </w:r>
           </w:p>
         </w:tc>
@@ -6479,7 +6129,7 @@
                 <w:color w:val="202A33"/>
                 <w:sz w:val="17"/>
               </w:rPr>
-              <w:t>only active relevant recipients; one alert per cycle; later cycle after completion; invalid usage/ownership</w:t>
+              <w:t>affected Member notices; multiple-open-request state outcomes; one alert per cycle; later cycle after completion</w:t>
             </w:r>
           </w:p>
         </w:tc>
@@ -6556,7 +6206,7 @@
                 <w:color w:val="202A33"/>
                 <w:sz w:val="17"/>
               </w:rPr>
-              <w:t>fabricated and inactive Administrator rejection; all roles created through Factory; duplicate IDs</w:t>
+              <w:t>sample counts and states; future Tuesday; second-load rejection; Administrator-only all-session listing</w:t>
             </w:r>
           </w:p>
         </w:tc>
@@ -6870,7 +6520,7 @@
                 <w:color w:val="202A33"/>
                 <w:sz w:val="17"/>
               </w:rPr>
-              <w:t>guided workflow reaches Operational/Completed; end-of-input closes safely</w:t>
+              <w:t>guided notifications; sample loading; S1 at 2/2; all S4 occurrences; empty-data guidance</w:t>
             </w:r>
           </w:p>
         </w:tc>
@@ -7994,7 +7644,7 @@
                 <w:color w:val="202A33"/>
                 <w:sz w:val="14"/>
               </w:rPr>
-              <w:t>Active Administrators receive new-fault and threshold alerts; the active reporting Instructor receives assignment and completion.</w:t>
+              <w:t>Active Administrators receive new-fault and threshold alerts; the reporting Instructor receives assignment and completion; active booked Members receive affected-session notices.</w:t>
             </w:r>
           </w:p>
         </w:tc>
@@ -8274,7 +7924,7 @@
                 <w:color w:val="202A33"/>
                 <w:sz w:val="14"/>
               </w:rPr>
-              <w:t>126 JUnit tests across 14 classes, including domain, service, Facade, console and integration paths, all pass.</w:t>
+              <w:t>142 JUnit tests across 14 classes pass with zero failures, errors and skips, including service, Facade, console and integration paths.</w:t>
             </w:r>
           </w:p>
         </w:tc>
@@ -8502,7 +8152,7 @@
                 <w:color w:val="202A33"/>
                 <w:sz w:val="14"/>
               </w:rPr>
-              <w:t>No credential authentication, persistent transactions, weekly recurrence, concurrent booking protection or Member reminder publishing.</w:t>
+              <w:t>No credential authentication, persistent storage, transaction-safe concurrent booking, general calendar recurrence engine or durable external notification delivery.</w:t>
             </w:r>
           </w:p>
         </w:tc>
